--- a/compre-1/COMPRE_1_2017_EDITED.docx
+++ b/compre-1/COMPRE_1_2017_EDITED.docx
@@ -23,7 +23,6 @@
         <w:rPr>
           <w:rtl w:val="0"/>
         </w:rPr>
-        <w:t xml:space="preserve">2017 Replacement Set</w:t>
       </w:r>
     </w:p>
     <w:p>
